--- a/Calendario2025/Politicas/Politicas2025.docx
+++ b/Calendario2025/Politicas/Politicas2025.docx
@@ -1499,10 +1499,11 @@
         </w:rPr>
       </w:pPr>
     </w:p>
-    <w:bookmarkEnd w:id="5"/>
-    <w:p>
-      <w:pPr>
-        <w:spacing w:after="120" w:line="300" w:lineRule="exact"/>
+    <w:p>
+      <w:pPr>
+        <w:spacing w:before="120" w:line="320" w:lineRule="exact"/>
+        <w:ind w:right="261"/>
+        <w:jc w:val="both"/>
         <w:rPr>
           <w:rFonts w:ascii="Arial" w:hAnsi="Arial"/>
           <w:b/>
@@ -1517,7 +1518,9 @@
     </w:p>
     <w:p>
       <w:pPr>
-        <w:spacing w:after="120" w:line="300" w:lineRule="exact"/>
+        <w:spacing w:before="120" w:line="320" w:lineRule="exact"/>
+        <w:ind w:right="261"/>
+        <w:jc w:val="both"/>
         <w:rPr>
           <w:rFonts w:ascii="Arial" w:hAnsi="Arial"/>
           <w:b/>
@@ -1532,7 +1535,9 @@
     </w:p>
     <w:p>
       <w:pPr>
-        <w:spacing w:after="120" w:line="300" w:lineRule="exact"/>
+        <w:spacing w:before="120" w:line="320" w:lineRule="exact"/>
+        <w:ind w:right="261"/>
+        <w:jc w:val="both"/>
         <w:rPr>
           <w:rFonts w:ascii="Arial" w:hAnsi="Arial"/>
           <w:b/>
@@ -1547,7 +1552,9 @@
     </w:p>
     <w:p>
       <w:pPr>
-        <w:spacing w:after="120" w:line="300" w:lineRule="exact"/>
+        <w:spacing w:before="120" w:line="320" w:lineRule="exact"/>
+        <w:ind w:right="261"/>
+        <w:jc w:val="both"/>
         <w:rPr>
           <w:rFonts w:ascii="Arial" w:hAnsi="Arial"/>
           <w:b/>
@@ -1562,7 +1569,9 @@
     </w:p>
     <w:p>
       <w:pPr>
-        <w:spacing w:after="120" w:line="300" w:lineRule="exact"/>
+        <w:spacing w:before="120" w:line="320" w:lineRule="exact"/>
+        <w:ind w:right="261"/>
+        <w:jc w:val="both"/>
         <w:rPr>
           <w:rFonts w:ascii="Arial" w:hAnsi="Arial"/>
           <w:b/>
@@ -1577,7 +1586,9 @@
     </w:p>
     <w:p>
       <w:pPr>
-        <w:spacing w:after="120" w:line="300" w:lineRule="exact"/>
+        <w:spacing w:before="120" w:line="320" w:lineRule="exact"/>
+        <w:ind w:right="261"/>
+        <w:jc w:val="both"/>
         <w:rPr>
           <w:rFonts w:ascii="Arial" w:hAnsi="Arial"/>
           <w:b/>
@@ -1589,7 +1600,12 @@
           </w14:shadow>
         </w:rPr>
       </w:pPr>
-      <w:r>
+    </w:p>
+    <w:p>
+      <w:pPr>
+        <w:spacing w:before="120" w:line="320" w:lineRule="exact"/>
+        <w:ind w:right="261"/>
+        <w:jc w:val="both"/>
         <w:rPr>
           <w:rFonts w:ascii="Arial" w:hAnsi="Arial"/>
           <w:b/>
@@ -1600,9 +1616,14 @@
             </w14:srgbClr>
           </w14:shadow>
         </w:rPr>
-        <w:t xml:space="preserve">COPIA </w:t>
-      </w:r>
-      <w:r>
+      </w:pPr>
+    </w:p>
+    <w:bookmarkEnd w:id="5"/>
+    <w:p>
+      <w:pPr>
+        <w:spacing w:after="120" w:line="320" w:lineRule="exact"/>
+        <w:ind w:right="261"/>
+        <w:jc w:val="both"/>
         <w:rPr>
           <w:rFonts w:ascii="Arial" w:hAnsi="Arial"/>
           <w:b/>
@@ -1613,6 +1634,115 @@
             </w14:srgbClr>
           </w14:shadow>
         </w:rPr>
+      </w:pPr>
+      <w:r>
+        <w:rPr>
+          <w:rFonts w:ascii="Arial" w:hAnsi="Arial"/>
+          <w:b/>
+          <w:sz w:val="22"/>
+          <w14:shadow w14:blurRad="50800" w14:dist="38100" w14:dir="2700000" w14:sx="100000" w14:sy="100000" w14:kx="0" w14:ky="0" w14:algn="tl">
+            <w14:srgbClr w14:val="000000">
+              <w14:alpha w14:val="60000"/>
+            </w14:srgbClr>
+          </w14:shadow>
+        </w:rPr>
+        <w:t>EXAMEN DE MÓDUL</w:t>
+      </w:r>
+      <w:r>
+        <w:rPr>
+          <w:rFonts w:ascii="Arial" w:hAnsi="Arial"/>
+          <w:b/>
+          <w:sz w:val="22"/>
+          <w14:shadow w14:blurRad="50800" w14:dist="38100" w14:dir="2700000" w14:sx="100000" w14:sy="100000" w14:kx="0" w14:ky="0" w14:algn="tl">
+            <w14:srgbClr w14:val="000000">
+              <w14:alpha w14:val="60000"/>
+            </w14:srgbClr>
+          </w14:shadow>
+        </w:rPr>
+        <w:t xml:space="preserve">O 1 </w:t>
+      </w:r>
+      <w:r>
+        <w:rPr>
+          <w:rFonts w:ascii="Arial" w:hAnsi="Arial"/>
+          <w:b/>
+          <w:sz w:val="22"/>
+          <w14:shadow w14:blurRad="50800" w14:dist="38100" w14:dir="2700000" w14:sx="100000" w14:sy="100000" w14:kx="0" w14:ky="0" w14:algn="tl">
+            <w14:srgbClr w14:val="000000">
+              <w14:alpha w14:val="60000"/>
+            </w14:srgbClr>
+          </w14:shadow>
+        </w:rPr>
+        <w:t>E INTEGRADOR</w:t>
+      </w:r>
+    </w:p>
+    <w:p>
+      <w:pPr>
+        <w:pStyle w:val="BodyText"/>
+        <w:spacing w:before="0" w:line="300" w:lineRule="exact"/>
+        <w:rPr>
+          <w:sz w:val="22"/>
+        </w:rPr>
+      </w:pPr>
+      <w:r>
+        <w:rPr>
+          <w:sz w:val="22"/>
+        </w:rPr>
+        <w:t>Los exámenes podrán ser presentados solamente en la fecha estipulada y de forma presencial en el salón de clases.</w:t>
+      </w:r>
+    </w:p>
+    <w:p>
+      <w:pPr>
+        <w:spacing w:after="120" w:line="300" w:lineRule="exact"/>
+        <w:rPr>
+          <w:rFonts w:ascii="Arial" w:hAnsi="Arial"/>
+          <w:b/>
+          <w:sz w:val="22"/>
+          <w14:shadow w14:blurRad="50800" w14:dist="38100" w14:dir="2700000" w14:sx="100000" w14:sy="100000" w14:kx="0" w14:ky="0" w14:algn="tl">
+            <w14:srgbClr w14:val="000000">
+              <w14:alpha w14:val="60000"/>
+            </w14:srgbClr>
+          </w14:shadow>
+        </w:rPr>
+      </w:pPr>
+    </w:p>
+    <w:p>
+      <w:pPr>
+        <w:spacing w:after="120" w:line="300" w:lineRule="exact"/>
+        <w:rPr>
+          <w:rFonts w:ascii="Arial" w:hAnsi="Arial"/>
+          <w:b/>
+          <w:sz w:val="22"/>
+          <w14:shadow w14:blurRad="50800" w14:dist="38100" w14:dir="2700000" w14:sx="100000" w14:sy="100000" w14:kx="0" w14:ky="0" w14:algn="tl">
+            <w14:srgbClr w14:val="000000">
+              <w14:alpha w14:val="60000"/>
+            </w14:srgbClr>
+          </w14:shadow>
+        </w:rPr>
+      </w:pPr>
+      <w:r>
+        <w:rPr>
+          <w:rFonts w:ascii="Arial" w:hAnsi="Arial"/>
+          <w:b/>
+          <w:sz w:val="22"/>
+          <w14:shadow w14:blurRad="50800" w14:dist="38100" w14:dir="2700000" w14:sx="100000" w14:sy="100000" w14:kx="0" w14:ky="0" w14:algn="tl">
+            <w14:srgbClr w14:val="000000">
+              <w14:alpha w14:val="60000"/>
+            </w14:srgbClr>
+          </w14:shadow>
+        </w:rPr>
+        <w:t xml:space="preserve">COPIA </w:t>
+      </w:r>
+      <w:r>
+        <w:rPr>
+          <w:rFonts w:ascii="Arial" w:hAnsi="Arial"/>
+          <w:b/>
+          <w:sz w:val="22"/>
+          <w14:shadow w14:blurRad="50800" w14:dist="38100" w14:dir="2700000" w14:sx="100000" w14:sy="100000" w14:kx="0" w14:ky="0" w14:algn="tl">
+            <w14:srgbClr w14:val="000000">
+              <w14:alpha w14:val="60000"/>
+            </w14:srgbClr>
+          </w14:shadow>
+        </w:rPr>
         <w:t>EN ACTIVIDADES, TAREAS O EXÁMENES</w:t>
       </w:r>
     </w:p>
@@ -1676,7 +1806,19 @@
         <w:rPr>
           <w:sz w:val="22"/>
         </w:rPr>
-        <w:t>”. La sanción será de acuerdo a las políticas y reglamentos del Instituto.</w:t>
+        <w:t xml:space="preserve">”. La sanción será </w:t>
+      </w:r>
+      <w:r>
+        <w:rPr>
+          <w:sz w:val="22"/>
+        </w:rPr>
+        <w:t>de acuerdo con</w:t>
+      </w:r>
+      <w:r>
+        <w:rPr>
+          <w:sz w:val="22"/>
+        </w:rPr>
+        <w:t xml:space="preserve"> las políticas y reglamentos del Instituto.</w:t>
       </w:r>
     </w:p>
     <w:bookmarkEnd w:id="4"/>
@@ -4401,6 +4543,7 @@
   <w:style w:type="paragraph" w:styleId="BodyText">
     <w:name w:val="Body Text"/>
     <w:basedOn w:val="Normal"/>
+    <w:link w:val="BodyTextChar"/>
     <w:pPr>
       <w:spacing w:before="120" w:line="288" w:lineRule="auto"/>
       <w:jc w:val="both"/>
@@ -4589,6 +4732,17 @@
     <w:rPr>
       <w:i/>
       <w:iCs/>
+    </w:rPr>
+  </w:style>
+  <w:style w:type="character" w:customStyle="1" w:styleId="BodyTextChar">
+    <w:name w:val="Body Text Char"/>
+    <w:basedOn w:val="DefaultParagraphFont"/>
+    <w:link w:val="BodyText"/>
+    <w:rsid w:val="00997F82"/>
+    <w:rPr>
+      <w:rFonts w:ascii="Arial" w:hAnsi="Arial"/>
+      <w:sz w:val="24"/>
+      <w:lang w:val="es-ES_tradnl" w:eastAsia="en-US"/>
     </w:rPr>
   </w:style>
 </w:styles>
